--- a/tillsyn/Maskaure Renskötartjärnen, 8,3 ha tillsynsbegäran.docx
+++ b/tillsyn/Maskaure Renskötartjärnen, 8,3 ha tillsynsbegäran.docx
@@ -1014,7 +1014,7 @@
     <w:r>
       <w:tab/>
       <w:tab/>
-      <w:t>2026-07-22</w:t>
+      <w:t>2026-07-23</w:t>
       <w:br/>
       <w:br/>
     </w:r>

--- a/tillsyn/Maskaure Renskötartjärnen, 8,3 ha tillsynsbegäran.docx
+++ b/tillsyn/Maskaure Renskötartjärnen, 8,3 ha tillsynsbegäran.docx
@@ -65,7 +65,7 @@
     </w:p>
     <w:p>
       <w:r>
-        <w:t>I och inom 20 meter från området finns fynd av 23 naturvårdsarter, varav 20 är rödlistade, 2 är fridlysta, 9 är typiska (T) och 2 är signalarter (S): kritporing (CR), fläckporing (VU, T), gräddporing (VU, T), gränsticka (VU, T), Lecidea subhumida (VU), nordlig parasitporing (VU), smalfotad taggsvamp (VU), tallstocksticka (VU), blanksvart spiklav (NT), blågrå svartspik (NT), dvärgbägarlav (NT, T), knottrig blåslav (NT, T), kortskaftad ärgspik (NT), mörk kolflarnlav (NT), nordtagging (NT), skarp dropptaggsvamp (NT), tallriska (NT), talltagel (NT, T), vedskivlav (NT, T), vitplätt (NT), luddlav (S, T), plattlummer (S, T, §9) och revlummer (§9). Se Figur 1.</w:t>
+        <w:t>I och inom 20 meter från området finns fynd av 24 naturvårdsarter, varav 21 är rödlistade, 2 är fridlysta, 9 är typiska (T) och 2 är signalarter (S): kritporing (CR), fläckporing (VU, T), gräddporing (VU, T), gränsticka (VU, T), Lecidea subhumida (VU), nordlig parasitporing (VU), smalfotad taggsvamp (VU), sprickporing (VU), tallstocksticka (VU), blanksvart spiklav (NT), blågrå svartspik (NT), dvärgbägarlav (NT, T), knottrig blåslav (NT, T), kortskaftad ärgspik (NT), mörk kolflarnlav (NT), nordtagging (NT), skarp dropptaggsvamp (NT), tallriska (NT), talltagel (NT, T), vedskivlav (NT, T), vitplätt (NT), luddlav (S, T), plattlummer (S, T, §9) och revlummer (§9). Se Figur 1.</w:t>
       </w:r>
     </w:p>
     <w:p>
@@ -231,6 +231,17 @@
       </w:r>
       <w:r>
         <w:t>, rödlistad som sårbar, växer på marken under lågor eller fallna stubbar i brandpräglad torr tallskog med lång kontinuitet. Arten är starkt associerad till kolad ved från tallar som sannolikt varit med om flera historiska skogsbränder. Detta är en process som kan ta många hundra år och det tar således mycket lång tid att återskapa lämpliga substrat. Smalfotad taggsvamp är placerad i toppen av Skogsstyrelsens värdepyramid för bedömning av skog med höga naturvärden samt globalt rödlistad som sårbar (VU) vilket innebär att Sverige har ett internationellt ansvar för arten (IUCN Redlist, 2024; Nitare &amp; Skogsstyrelsen, 2019; SLU Artdatabanken, 2024).</w:t>
+      </w:r>
+    </w:p>
+    <w:p>
+      <w:r>
+        <w:rPr>
+          <w:b/>
+        </w:rPr>
+        <w:t>Sprickporing (VU)</w:t>
+      </w:r>
+      <w:r>
+        <w:t>, rödlistad som sårbar, är en sällsynt art som växer på senvuxen gran i lågproduktiva miljöer, ett substrat som nybildas i mycket liten skala i modern produktionsskog. Arten bedöms ha minskat kraftigt, med mer än 30 % över de senaste 20 åren, huvudsakligen på grund av slutavverkningar. I bestånd där arten förekommer måste skogsbruk undvikas. Fler av artens lokaler bör skyddas (SLU Artdatabanken, 2024).</w:t>
       </w:r>
     </w:p>
     <w:p>

--- a/tillsyn/Maskaure Renskötartjärnen, 8,3 ha tillsynsbegäran.docx
+++ b/tillsyn/Maskaure Renskötartjärnen, 8,3 ha tillsynsbegäran.docx
@@ -1025,7 +1025,7 @@
     <w:r>
       <w:tab/>
       <w:tab/>
-      <w:t>2026-07-23</w:t>
+      <w:t>2026-07-24</w:t>
       <w:br/>
       <w:br/>
     </w:r>

--- a/tillsyn/Maskaure Renskötartjärnen, 8,3 ha tillsynsbegäran.docx
+++ b/tillsyn/Maskaure Renskötartjärnen, 8,3 ha tillsynsbegäran.docx
@@ -65,7 +65,7 @@
     </w:p>
     <w:p>
       <w:r>
-        <w:t>I och inom 20 meter från området finns fynd av 24 naturvårdsarter, varav 21 är rödlistade, 2 är fridlysta, 9 är typiska (T) och 2 är signalarter (S): kritporing (CR), fläckporing (VU, T), gräddporing (VU, T), gränsticka (VU, T), Lecidea subhumida (VU), nordlig parasitporing (VU), smalfotad taggsvamp (VU), sprickporing (VU), tallstocksticka (VU), blanksvart spiklav (NT), blågrå svartspik (NT), dvärgbägarlav (NT, T), knottrig blåslav (NT, T), kortskaftad ärgspik (NT), mörk kolflarnlav (NT), nordtagging (NT), skarp dropptaggsvamp (NT), tallriska (NT), talltagel (NT, T), vedskivlav (NT, T), vitplätt (NT), luddlav (S, T), plattlummer (S, T, §9) och revlummer (§9). Se Figur 1.</w:t>
+        <w:t>I och inom 20 meter från området finns fynd av 25 naturvårdsarter, varav 21 är rödlistade, 2 är fridlysta, 10 är typiska (T) och 3 är signalarter (S): kritporing (CR), fläckporing (VU, T), gräddporing (VU, T), gränsticka (VU, T), Lecidea subhumida (VU), nordlig parasitporing (VU), smalfotad taggsvamp (VU), sprickporing (VU), tallstocksticka (VU), blanksvart spiklav (NT), blågrå svartspik (NT), dvärgbägarlav (NT, T), knottrig blåslav (NT, T), kortskaftad ärgspik (NT), mörk kolflarnlav (NT), nordtagging (NT), skarp dropptaggsvamp (NT), tallriska (NT), talltagel (NT, T), vedskivlav (NT, T), vitplätt (NT), bollvitmossa (S, T), luddlav (S, T), plattlummer (S, T, §9) och revlummer (§9). Se Figur 1.</w:t>
       </w:r>
     </w:p>
     <w:p>
@@ -439,6 +439,35 @@
         <w:rPr>
           <w:b/>
         </w:rPr>
+        <w:t xml:space="preserve">Bollvitmossa </w:t>
+      </w:r>
+      <w:r>
+        <w:t xml:space="preserve">är en bra signalart inom hela sitt utbredningsområde. Vanligast är den i naturvårdsintressanta tallsumpskogar. Även gransumpskogar med bollvitmossa har normalt höga naturvärden. Arten indikerar skogsmark med stabila hydrologiska förhållanden och sannolikt även lång skoglig kontinuitet. Bollvitmossa är typisk art för </w:t>
+      </w:r>
+      <w:r>
+        <w:rPr>
+          <w:i/>
+        </w:rPr>
+        <w:t xml:space="preserve">9010 Taiga </w:t>
+      </w:r>
+      <w:r>
+        <w:t xml:space="preserve">och </w:t>
+      </w:r>
+      <w:r>
+        <w:rPr>
+          <w:i/>
+        </w:rPr>
+        <w:t xml:space="preserve">9740 Skogsbevuxen myr </w:t>
+      </w:r>
+      <w:r>
+        <w:t>(SLU Artdatabanken, 2025; Nitare &amp; Skogsstyrelsen, 2019).</w:t>
+      </w:r>
+    </w:p>
+    <w:p>
+      <w:r>
+        <w:rPr>
+          <w:b/>
+        </w:rPr>
         <w:t>Luddlav</w:t>
       </w:r>
       <w:r>
@@ -516,7 +545,7 @@
     </w:p>
     <w:p>
       <w:r>
-        <w:t>Följande typiska arter har sina livsmiljöer och växtplatser i den aktuella skogen: fläckporing (VU, T), gräddporing (VU, T), gränsticka (VU, T), dvärgbägarlav (NT, T), knottrig blåslav (NT, T), talltagel (NT, T), vedskivlav (NT, T), luddlav (S, T) och plattlummer (S, T, §9).</w:t>
+        <w:t>Följande typiska arter har sina livsmiljöer och växtplatser i den aktuella skogen: fläckporing (VU, T), gräddporing (VU, T), gränsticka (VU, T), dvärgbägarlav (NT, T), knottrig blåslav (NT, T), talltagel (NT, T), vedskivlav (NT, T), bollvitmossa (S, T), luddlav (S, T) och plattlummer (S, T, §9).</w:t>
       </w:r>
     </w:p>
     <w:p>

--- a/tillsyn/Maskaure Renskötartjärnen, 8,3 ha tillsynsbegäran.docx
+++ b/tillsyn/Maskaure Renskötartjärnen, 8,3 ha tillsynsbegäran.docx
@@ -1054,7 +1054,7 @@
     <w:r>
       <w:tab/>
       <w:tab/>
-      <w:t>2026-07-24</w:t>
+      <w:t>2026-07-25</w:t>
       <w:br/>
       <w:br/>
     </w:r>

--- a/tillsyn/Maskaure Renskötartjärnen, 8,3 ha tillsynsbegäran.docx
+++ b/tillsyn/Maskaure Renskötartjärnen, 8,3 ha tillsynsbegäran.docx
@@ -1054,7 +1054,7 @@
     <w:r>
       <w:tab/>
       <w:tab/>
-      <w:t>2026-07-25</w:t>
+      <w:t>2026-07-26</w:t>
       <w:br/>
       <w:br/>
     </w:r>

--- a/tillsyn/Maskaure Renskötartjärnen, 8,3 ha tillsynsbegäran.docx
+++ b/tillsyn/Maskaure Renskötartjärnen, 8,3 ha tillsynsbegäran.docx
@@ -1054,7 +1054,7 @@
     <w:r>
       <w:tab/>
       <w:tab/>
-      <w:t>2026-07-26</w:t>
+      <w:t>2026-07-27</w:t>
       <w:br/>
       <w:br/>
     </w:r>

--- a/tillsyn/Maskaure Renskötartjärnen, 8,3 ha tillsynsbegäran.docx
+++ b/tillsyn/Maskaure Renskötartjärnen, 8,3 ha tillsynsbegäran.docx
@@ -1054,7 +1054,7 @@
     <w:r>
       <w:tab/>
       <w:tab/>
-      <w:t>2026-07-27</w:t>
+      <w:t>2026-07-28</w:t>
       <w:br/>
       <w:br/>
     </w:r>

--- a/tillsyn/Maskaure Renskötartjärnen, 8,3 ha tillsynsbegäran.docx
+++ b/tillsyn/Maskaure Renskötartjärnen, 8,3 ha tillsynsbegäran.docx
@@ -1054,7 +1054,7 @@
     <w:r>
       <w:tab/>
       <w:tab/>
-      <w:t>2026-07-28</w:t>
+      <w:t>2026-07-29</w:t>
       <w:br/>
       <w:br/>
     </w:r>

--- a/tillsyn/Maskaure Renskötartjärnen, 8,3 ha tillsynsbegäran.docx
+++ b/tillsyn/Maskaure Renskötartjärnen, 8,3 ha tillsynsbegäran.docx
@@ -1054,7 +1054,7 @@
     <w:r>
       <w:tab/>
       <w:tab/>
-      <w:t>2026-07-29</w:t>
+      <w:t>2026-07-30</w:t>
       <w:br/>
       <w:br/>
     </w:r>

--- a/tillsyn/Maskaure Renskötartjärnen, 8,3 ha tillsynsbegäran.docx
+++ b/tillsyn/Maskaure Renskötartjärnen, 8,3 ha tillsynsbegäran.docx
@@ -1054,7 +1054,7 @@
     <w:r>
       <w:tab/>
       <w:tab/>
-      <w:t>2026-07-30</w:t>
+      <w:t>2026-07-31</w:t>
       <w:br/>
       <w:br/>
     </w:r>

--- a/tillsyn/Maskaure Renskötartjärnen, 8,3 ha tillsynsbegäran.docx
+++ b/tillsyn/Maskaure Renskötartjärnen, 8,3 ha tillsynsbegäran.docx
@@ -1054,7 +1054,7 @@
     <w:r>
       <w:tab/>
       <w:tab/>
-      <w:t>2026-07-31</w:t>
+      <w:t>2026-08-01</w:t>
       <w:br/>
       <w:br/>
     </w:r>

--- a/tillsyn/Maskaure Renskötartjärnen, 8,3 ha tillsynsbegäran.docx
+++ b/tillsyn/Maskaure Renskötartjärnen, 8,3 ha tillsynsbegäran.docx
@@ -1054,7 +1054,7 @@
     <w:r>
       <w:tab/>
       <w:tab/>
-      <w:t>2026-08-01</w:t>
+      <w:t>2026-08-02</w:t>
       <w:br/>
       <w:br/>
     </w:r>

--- a/tillsyn/Maskaure Renskötartjärnen, 8,3 ha tillsynsbegäran.docx
+++ b/tillsyn/Maskaure Renskötartjärnen, 8,3 ha tillsynsbegäran.docx
@@ -1054,7 +1054,7 @@
     <w:r>
       <w:tab/>
       <w:tab/>
-      <w:t>2026-08-02</w:t>
+      <w:t>2026-08-03</w:t>
       <w:br/>
       <w:br/>
     </w:r>

--- a/tillsyn/Maskaure Renskötartjärnen, 8,3 ha tillsynsbegäran.docx
+++ b/tillsyn/Maskaure Renskötartjärnen, 8,3 ha tillsynsbegäran.docx
@@ -1054,7 +1054,7 @@
     <w:r>
       <w:tab/>
       <w:tab/>
-      <w:t>2026-08-03</w:t>
+      <w:t>2026-08-04</w:t>
       <w:br/>
       <w:br/>
     </w:r>

--- a/tillsyn/Maskaure Renskötartjärnen, 8,3 ha tillsynsbegäran.docx
+++ b/tillsyn/Maskaure Renskötartjärnen, 8,3 ha tillsynsbegäran.docx
@@ -1054,7 +1054,7 @@
     <w:r>
       <w:tab/>
       <w:tab/>
-      <w:t>2026-08-04</w:t>
+      <w:t>2026-08-05</w:t>
       <w:br/>
       <w:br/>
     </w:r>

--- a/tillsyn/Maskaure Renskötartjärnen, 8,3 ha tillsynsbegäran.docx
+++ b/tillsyn/Maskaure Renskötartjärnen, 8,3 ha tillsynsbegäran.docx
@@ -1054,7 +1054,7 @@
     <w:r>
       <w:tab/>
       <w:tab/>
-      <w:t>2026-08-05</w:t>
+      <w:t>2026-08-06</w:t>
       <w:br/>
       <w:br/>
     </w:r>

--- a/tillsyn/Maskaure Renskötartjärnen, 8,3 ha tillsynsbegäran.docx
+++ b/tillsyn/Maskaure Renskötartjärnen, 8,3 ha tillsynsbegäran.docx
@@ -1054,7 +1054,7 @@
     <w:r>
       <w:tab/>
       <w:tab/>
-      <w:t>2026-08-06</w:t>
+      <w:t>2026-08-07</w:t>
       <w:br/>
       <w:br/>
     </w:r>

--- a/tillsyn/Maskaure Renskötartjärnen, 8,3 ha tillsynsbegäran.docx
+++ b/tillsyn/Maskaure Renskötartjärnen, 8,3 ha tillsynsbegäran.docx
@@ -1054,7 +1054,7 @@
     <w:r>
       <w:tab/>
       <w:tab/>
-      <w:t>2026-08-07</w:t>
+      <w:t>2026-08-08</w:t>
       <w:br/>
       <w:br/>
     </w:r>

--- a/tillsyn/Maskaure Renskötartjärnen, 8,3 ha tillsynsbegäran.docx
+++ b/tillsyn/Maskaure Renskötartjärnen, 8,3 ha tillsynsbegäran.docx
@@ -1054,7 +1054,7 @@
     <w:r>
       <w:tab/>
       <w:tab/>
-      <w:t>2026-08-08</w:t>
+      <w:t>2026-08-09</w:t>
       <w:br/>
       <w:br/>
     </w:r>

--- a/tillsyn/Maskaure Renskötartjärnen, 8,3 ha tillsynsbegäran.docx
+++ b/tillsyn/Maskaure Renskötartjärnen, 8,3 ha tillsynsbegäran.docx
@@ -1054,7 +1054,7 @@
     <w:r>
       <w:tab/>
       <w:tab/>
-      <w:t>2026-08-09</w:t>
+      <w:t>2026-08-10</w:t>
       <w:br/>
       <w:br/>
     </w:r>

--- a/tillsyn/Maskaure Renskötartjärnen, 8,3 ha tillsynsbegäran.docx
+++ b/tillsyn/Maskaure Renskötartjärnen, 8,3 ha tillsynsbegäran.docx
@@ -1054,7 +1054,7 @@
     <w:r>
       <w:tab/>
       <w:tab/>
-      <w:t>2026-08-10</w:t>
+      <w:t>2026-08-11</w:t>
       <w:br/>
       <w:br/>
     </w:r>

--- a/tillsyn/Maskaure Renskötartjärnen, 8,3 ha tillsynsbegäran.docx
+++ b/tillsyn/Maskaure Renskötartjärnen, 8,3 ha tillsynsbegäran.docx
@@ -1054,7 +1054,7 @@
     <w:r>
       <w:tab/>
       <w:tab/>
-      <w:t>2026-08-11</w:t>
+      <w:t>2026-08-12</w:t>
       <w:br/>
       <w:br/>
     </w:r>

--- a/tillsyn/Maskaure Renskötartjärnen, 8,3 ha tillsynsbegäran.docx
+++ b/tillsyn/Maskaure Renskötartjärnen, 8,3 ha tillsynsbegäran.docx
@@ -1054,7 +1054,7 @@
     <w:r>
       <w:tab/>
       <w:tab/>
-      <w:t>2026-08-12</w:t>
+      <w:t>2026-08-13</w:t>
       <w:br/>
       <w:br/>
     </w:r>

--- a/tillsyn/Maskaure Renskötartjärnen, 8,3 ha tillsynsbegäran.docx
+++ b/tillsyn/Maskaure Renskötartjärnen, 8,3 ha tillsynsbegäran.docx
@@ -1054,7 +1054,7 @@
     <w:r>
       <w:tab/>
       <w:tab/>
-      <w:t>2026-08-13</w:t>
+      <w:t>2026-08-14</w:t>
       <w:br/>
       <w:br/>
     </w:r>

--- a/tillsyn/Maskaure Renskötartjärnen, 8,3 ha tillsynsbegäran.docx
+++ b/tillsyn/Maskaure Renskötartjärnen, 8,3 ha tillsynsbegäran.docx
@@ -65,7 +65,7 @@
     </w:p>
     <w:p>
       <w:r>
-        <w:t>I och inom 20 meter från området finns fynd av 25 naturvårdsarter, varav 21 är rödlistade, 2 är fridlysta, 10 är typiska (T) och 3 är signalarter (S): kritporing (CR), fläckporing (VU, T), gräddporing (VU, T), gränsticka (VU, T), Lecidea subhumida (VU), nordlig parasitporing (VU), smalfotad taggsvamp (VU), sprickporing (VU), tallstocksticka (VU), blanksvart spiklav (NT), blågrå svartspik (NT), dvärgbägarlav (NT, T), knottrig blåslav (NT, T), kortskaftad ärgspik (NT), mörk kolflarnlav (NT), nordtagging (NT), skarp dropptaggsvamp (NT), tallriska (NT), talltagel (NT, T), vedskivlav (NT, T), vitplätt (NT), bollvitmossa (S, T), luddlav (S, T), plattlummer (S, T, §9) och revlummer (§9). Se Figur 1.</w:t>
+        <w:t>I och inom 20 meter från området finns fynd av 16 naturvårdsarter, varav 14 är rödlistade, 1 är fridlyst, 6 är typiska (T) och 1 är signalart (S): kritporing (CR), fläckporing (VU, T), gräddporing (VU, T), gränsticka (VU, T), smalfotad taggsvamp (VU), tallstocksticka (VU), blanksvart spiklav (NT), blågrå svartspik (NT), dvärgbägarlav (NT, T), nordtagging (NT), skarp dropptaggsvamp (NT), tallriska (NT), vedskivlav (NT, T), vitplätt (NT), luddlav (S, T) och revlummer (§9). Se Figur 1.</w:t>
       </w:r>
     </w:p>
     <w:p>
@@ -188,60 +188,11 @@
       <w:r>
         <w:rPr>
           <w:b/>
-          <w:i/>
-        </w:rPr>
-        <w:t xml:space="preserve">Lecidea subhumida </w:t>
-      </w:r>
-      <w:r>
-        <w:rPr>
-          <w:b/>
-        </w:rPr>
-        <w:t>(VU)</w:t>
-      </w:r>
-      <w:r>
-        <w:t xml:space="preserve"> är en skivlav som växer på ved (grenar, stam) av gamla tallar i subalpin skog. Arten påverkas negativt av brist på kontinuitetsskog och en minskning av populationen pågår eller förväntas ske. Antalet individer bedöms vara lägre än gränsvärdet för sårbar (VU) (SLU Artdatabanken, 2026).</w:t>
-      </w:r>
-    </w:p>
-    <w:p>
-      <w:r>
-        <w:rPr>
-          <w:b/>
-        </w:rPr>
-        <w:t>Nordlig parasitporing (VU)</w:t>
-      </w:r>
-      <w:r>
-        <w:t xml:space="preserve"> växer på döda, liggande, grova stammar av framförallt gran, någon gång tall och påträffas i mager granskog, ofta naturskogsartad eller i fjällnära skog. Artens substrat, lågor förrötade av violticke-arter (</w:t>
-      </w:r>
-      <w:r>
-        <w:rPr>
-          <w:i/>
-        </w:rPr>
-        <w:t>Trichaptum spp</w:t>
-      </w:r>
-      <w:r>
-        <w:t>) bedöms inte vara på tillbakagång, däremot minskar arealen kontinuitetsskogar i norr vilket utgör artens huvudsakliga livsmiljöer. Lokaler med arten måste skyddas från kalavverkning och skogliga åtgärder (SLU Artdatabanken, 2025).</w:t>
-      </w:r>
-    </w:p>
-    <w:p>
-      <w:r>
-        <w:rPr>
-          <w:b/>
         </w:rPr>
         <w:t>Smalfotad taggsvamp (VU)</w:t>
       </w:r>
       <w:r>
         <w:t>, rödlistad som sårbar, växer på marken under lågor eller fallna stubbar i brandpräglad torr tallskog med lång kontinuitet. Arten är starkt associerad till kolad ved från tallar som sannolikt varit med om flera historiska skogsbränder. Detta är en process som kan ta många hundra år och det tar således mycket lång tid att återskapa lämpliga substrat. Smalfotad taggsvamp är placerad i toppen av Skogsstyrelsens värdepyramid för bedömning av skog med höga naturvärden samt globalt rödlistad som sårbar (VU) vilket innebär att Sverige har ett internationellt ansvar för arten (IUCN Redlist, 2024; Nitare &amp; Skogsstyrelsen, 2019; SLU Artdatabanken, 2024).</w:t>
-      </w:r>
-    </w:p>
-    <w:p>
-      <w:r>
-        <w:rPr>
-          <w:b/>
-        </w:rPr>
-        <w:t>Sprickporing (VU)</w:t>
-      </w:r>
-      <w:r>
-        <w:t>, rödlistad som sårbar, är en sällsynt art som växer på senvuxen gran i lågproduktiva miljöer, ett substrat som nybildas i mycket liten skala i modern produktionsskog. Arten bedöms ha minskat kraftigt, med mer än 30 % över de senaste 20 åren, huvudsakligen på grund av slutavverkningar. I bestånd där arten förekommer måste skogsbruk undvikas. Fler av artens lokaler bör skyddas (SLU Artdatabanken, 2024).</w:t>
       </w:r>
     </w:p>
     <w:p>
@@ -302,59 +253,6 @@
         <w:rPr>
           <w:b/>
         </w:rPr>
-        <w:t>Knottrig blåslav (NT)</w:t>
-      </w:r>
-      <w:r>
-        <w:t xml:space="preserve"> har sin huvudutbredning i gamla granskogar i det övre barrskogsbältet mot fjällen. Den signalerar alltid höga naturvärden och växer i skogar med lång kontinuitet, mest i opåverkade naturskogsbestånd. Arten överlever inte en slutavverkning (inklusive hänsyn) och den finns idag enbart i kontinuitetsskog. Lavens fortsatta förekomst bör säkerställas genom att lokaler med äldre barrskog skyddas. Knottrig blåslav är typisk art för </w:t>
-      </w:r>
-      <w:r>
-        <w:rPr>
-          <w:i/>
-        </w:rPr>
-        <w:t xml:space="preserve">9010 Taiga </w:t>
-      </w:r>
-      <w:r>
-        <w:t>och</w:t>
-      </w:r>
-      <w:r>
-        <w:rPr>
-          <w:i/>
-        </w:rPr>
-        <w:t xml:space="preserve"> 9040 Fjällbjörkskog</w:t>
-      </w:r>
-    </w:p>
-    <w:p>
-      <w:r>
-        <w:t>(SLU Artdatabanken, 2024; Nitare &amp; Skogsstyrelsen, 2019).</w:t>
-      </w:r>
-    </w:p>
-    <w:p>
-      <w:r>
-        <w:rPr>
-          <w:b/>
-        </w:rPr>
-        <w:t>Kortskaftad ärgspik (NT)</w:t>
-      </w:r>
-      <w:r>
-        <w:t xml:space="preserve"> förekommer i barrträdsdominerade skogar och växer nästan uteslutande på tallved. Den föredrar gamla högstubbar i fuktig och halvöppen miljö, t.ex. i myrkanter, sumpskog och brandpräglad skog. Arten indikerar kontinuerlig tillgång till gamla högstubbar i kombination med hög och jämn luftfuktighet. Skogsbruk på lokaler med kortskaftad ärgspik utgör ett hot. På lång sikt bildas färre lämpliga substrat än vad som försvinner. Avverkning av barrträdsdominerade bestånd av naturskogskaraktär utgör ett långsiktigt hot. Naturskogsartade bestånd med riklig förekomst av gamla och grova tallhögstubbar bör undantas från skogsbruk (SLU Artdatabanken, 2024).</w:t>
-      </w:r>
-    </w:p>
-    <w:p>
-      <w:r>
-        <w:rPr>
-          <w:b/>
-        </w:rPr>
-        <w:t>Mörk kolflarnlav (NT)</w:t>
-      </w:r>
-      <w:r>
-        <w:t xml:space="preserve"> är brandberoende och växer nästan uteslutande på kolad hård kärnved av tall. Arten förekommer främst i glesa, öppna tall- och blandbarrskogar av naturskogskaraktär och etableringen verkar ske sent efter brand, kanske först efter 100–300 år. Mörk kolflarnlav indikerar skog med höga naturvärden och vanligast är att den påträffas på rester av nedbrunna torrakor och högstubbar och lågstubbar som är så grova att hela innandömet är urbränt. Tall- och blandbarrskogar av naturskogskaraktär med spår av återkommande bränder hyser höga biologiska värden och bör skyddas (SLU Artdatabanken, 2024).</w:t>
-      </w:r>
-    </w:p>
-    <w:p>
-      <w:r>
-        <w:rPr>
-          <w:b/>
-        </w:rPr>
         <w:t>Nordtagging (NT)</w:t>
       </w:r>
       <w:r>
@@ -388,26 +286,6 @@
         <w:rPr>
           <w:b/>
         </w:rPr>
-        <w:t>Talltagel (NT)</w:t>
-      </w:r>
-      <w:r>
-        <w:t xml:space="preserve"> är en boreal art som förekommer på tall i äldre, öppna tallskogar. Den påverkas negativt av brist på kontinuitetsskog och minskningstakten bedöms vara nära gränsvärdet för Sårbar (VU). Talltagel är typisk art för </w:t>
-      </w:r>
-      <w:r>
-        <w:rPr>
-          <w:i/>
-        </w:rPr>
-        <w:t>9010 Taiga</w:t>
-      </w:r>
-      <w:r>
-        <w:t xml:space="preserve"> (SLU Artdatabanken, 2026).</w:t>
-      </w:r>
-    </w:p>
-    <w:p>
-      <w:r>
-        <w:rPr>
-          <w:b/>
-        </w:rPr>
         <w:t>Vedskivlav (NT)</w:t>
       </w:r>
       <w:r>
@@ -432,35 +310,6 @@
       </w:r>
       <w:r>
         <w:t xml:space="preserve"> är en nedbrytare av död, hård och torr tallved och orsakar brunröta. Den förekommer mest i äldre, naturskogsliknande tallskog eller blandskog med äldre tall. Arten hotas av avverkning av gammal, senvuxen tall. I södra Sverige råder brist på lämpliga habitat och arten kan inte längre sprida sig utanför sina få kända växtplatser. Lokaler med gammal tall bör undantas från skogsbruk, i synnerhet i södra Sverige (SLU Artdatabanken, 2024).</w:t>
-      </w:r>
-    </w:p>
-    <w:p>
-      <w:r>
-        <w:rPr>
-          <w:b/>
-        </w:rPr>
-        <w:t xml:space="preserve">Bollvitmossa </w:t>
-      </w:r>
-      <w:r>
-        <w:t xml:space="preserve">är en bra signalart inom hela sitt utbredningsområde. Vanligast är den i naturvårdsintressanta tallsumpskogar. Även gransumpskogar med bollvitmossa har normalt höga naturvärden. Arten indikerar skogsmark med stabila hydrologiska förhållanden och sannolikt även lång skoglig kontinuitet. Bollvitmossa är typisk art för </w:t>
-      </w:r>
-      <w:r>
-        <w:rPr>
-          <w:i/>
-        </w:rPr>
-        <w:t xml:space="preserve">9010 Taiga </w:t>
-      </w:r>
-      <w:r>
-        <w:t xml:space="preserve">och </w:t>
-      </w:r>
-      <w:r>
-        <w:rPr>
-          <w:i/>
-        </w:rPr>
-        <w:t xml:space="preserve">9740 Skogsbevuxen myr </w:t>
-      </w:r>
-      <w:r>
-        <w:t>(SLU Artdatabanken, 2025; Nitare &amp; Skogsstyrelsen, 2019).</w:t>
       </w:r>
     </w:p>
     <w:p>
@@ -502,35 +351,6 @@
       </w:r>
     </w:p>
     <w:p>
-      <w:r>
-        <w:rPr>
-          <w:b/>
-        </w:rPr>
-        <w:t>Plattlummer (§9)</w:t>
-      </w:r>
-      <w:r>
-        <w:t xml:space="preserve"> växer främst i ljusöppna sandtallskogar eller annan gles, torr och brandpräglad hedbarrskog. Den är mest frekvent i olika typer av naturskogar och kontinuitetsskogar och missgynnas markant av slutavverkning och maskinell markberedning. Söder ut i landet förekommer de närstående arterna cypresslummer (EN, §8) och mellanlummer (NT, §9), vilka båda omfattas av EU:s art- och habitatdirektiv. Plattlummer är typisk art för </w:t>
-      </w:r>
-      <w:r>
-        <w:rPr>
-          <w:i/>
-        </w:rPr>
-        <w:t xml:space="preserve">9010 Taiga </w:t>
-      </w:r>
-      <w:r>
-        <w:t>och</w:t>
-      </w:r>
-      <w:r>
-        <w:rPr>
-          <w:i/>
-        </w:rPr>
-        <w:t xml:space="preserve"> 2320 Rissandhedar </w:t>
-      </w:r>
-      <w:r>
-        <w:t>(Nitare &amp; Skogsstyrelsen, 2019; SLU Artdatabanken, 2026).</w:t>
-      </w:r>
-    </w:p>
-    <w:p>
       <w:pPr>
         <w:pStyle w:val="Heading1"/>
       </w:pPr>
@@ -545,7 +365,7 @@
     </w:p>
     <w:p>
       <w:r>
-        <w:t>Följande typiska arter har sina livsmiljöer och växtplatser i den aktuella skogen: fläckporing (VU, T), gräddporing (VU, T), gränsticka (VU, T), dvärgbägarlav (NT, T), knottrig blåslav (NT, T), talltagel (NT, T), vedskivlav (NT, T), bollvitmossa (S, T), luddlav (S, T) och plattlummer (S, T, §9).</w:t>
+        <w:t>Följande typiska arter har sina livsmiljöer och växtplatser i den aktuella skogen: fläckporing (VU, T), gräddporing (VU, T), gränsticka (VU, T), dvärgbägarlav (NT, T), vedskivlav (NT, T) och luddlav (S, T).</w:t>
       </w:r>
     </w:p>
     <w:p>

--- a/tillsyn/Maskaure Renskötartjärnen, 8,3 ha tillsynsbegäran.docx
+++ b/tillsyn/Maskaure Renskötartjärnen, 8,3 ha tillsynsbegäran.docx
@@ -60,7 +60,7 @@
         <w:spacing w:after="240"/>
       </w:pPr>
       <w:r>
-        <w:t>Figur 1. Fyndplatser för naturvårdsarter i och inom 20 meter från området. Markörer utan svart kant är placerade på fyndplatsen. Markörer med svart kant är placerade vid sidan av fyndplatsen har ett svart streck som visar fyndplatsens exakta position. Kartans mittpunktskoordinat är N 7315756, E 617493 i SWEREF 99 TM.</w:t>
+        <w:t>Figur 1. Fyndplatser för naturvårdsarter i och inom 20 meter från området. Markörer utan svart kant är placerade på fyndplatsen. Markörer med svart kant är placerade vid sidan av fyndplatsen och har ett svart streck som visar fyndplatsens exakta position. Kartans mittpunktskoordinat är N 7315756, E 617493 i SWEREF 99 TM.</w:t>
       </w:r>
     </w:p>
     <w:p>

--- a/tillsyn/Maskaure Renskötartjärnen, 8,3 ha tillsynsbegäran.docx
+++ b/tillsyn/Maskaure Renskötartjärnen, 8,3 ha tillsynsbegäran.docx
@@ -874,7 +874,7 @@
     <w:r>
       <w:tab/>
       <w:tab/>
-      <w:t>2026-08-14</w:t>
+      <w:t>2026-08-15</w:t>
       <w:br/>
       <w:br/>
     </w:r>

--- a/tillsyn/Maskaure Renskötartjärnen, 8,3 ha tillsynsbegäran.docx
+++ b/tillsyn/Maskaure Renskötartjärnen, 8,3 ha tillsynsbegäran.docx
@@ -65,7 +65,7 @@
     </w:p>
     <w:p>
       <w:r>
-        <w:t>I och inom 20 meter från området finns fynd av 16 naturvårdsarter, varav 14 är rödlistade, 1 är fridlyst, 6 är typiska (T) och 1 är signalart (S): kritporing (CR), fläckporing (VU, T), gräddporing (VU, T), gränsticka (VU, T), smalfotad taggsvamp (VU), tallstocksticka (VU), blanksvart spiklav (NT), blågrå svartspik (NT), dvärgbägarlav (NT, T), nordtagging (NT), skarp dropptaggsvamp (NT), tallriska (NT), vedskivlav (NT, T), vitplätt (NT), luddlav (S, T) och revlummer (§9). Se Figur 1.</w:t>
+        <w:t>I och inom 20 meter från området finns fynd av 25 naturvårdsarter, varav 21 är rödlistade, 2 är fridlysta, 10 är typiska (T) och 3 är signalarter (S): kritporing (CR), fläckporing (VU, T), gräddporing (VU, T), gränsticka (VU, T), Lecidea subhumida (VU), nordlig parasitporing (VU), smalfotad taggsvamp (VU), sprickporing (VU), tallstocksticka (VU), blanksvart spiklav (NT), blågrå svartspik (NT), dvärgbägarlav (NT, T), knottrig blåslav (NT, T), kortskaftad ärgspik (NT), mörk kolflarnlav (NT), nordtagging (NT), skarp dropptaggsvamp (NT), tallriska (NT), talltagel (NT, T), vedskivlav (NT, T), vitplätt (NT), bollvitmossa (S, T), luddlav (S, T), plattlummer (S, T, §9) och revlummer (§9). Se Figur 1.</w:t>
       </w:r>
     </w:p>
     <w:p>
@@ -188,11 +188,60 @@
       <w:r>
         <w:rPr>
           <w:b/>
+          <w:i/>
+        </w:rPr>
+        <w:t xml:space="preserve">Lecidea subhumida </w:t>
+      </w:r>
+      <w:r>
+        <w:rPr>
+          <w:b/>
+        </w:rPr>
+        <w:t>(VU)</w:t>
+      </w:r>
+      <w:r>
+        <w:t xml:space="preserve"> är en skivlav som växer på ved (grenar, stam) av gamla tallar i subalpin skog. Arten påverkas negativt av brist på kontinuitetsskog och en minskning av populationen pågår eller förväntas ske. Antalet individer bedöms vara lägre än gränsvärdet för sårbar (VU) (SLU Artdatabanken, 2026).</w:t>
+      </w:r>
+    </w:p>
+    <w:p>
+      <w:r>
+        <w:rPr>
+          <w:b/>
+        </w:rPr>
+        <w:t>Nordlig parasitporing (VU)</w:t>
+      </w:r>
+      <w:r>
+        <w:t xml:space="preserve"> växer på döda, liggande, grova stammar av framförallt gran, någon gång tall och påträffas i mager granskog, ofta naturskogsartad eller i fjällnära skog. Artens substrat, lågor förrötade av violticke-arter (</w:t>
+      </w:r>
+      <w:r>
+        <w:rPr>
+          <w:i/>
+        </w:rPr>
+        <w:t>Trichaptum spp</w:t>
+      </w:r>
+      <w:r>
+        <w:t>) bedöms inte vara på tillbakagång, däremot minskar arealen kontinuitetsskogar i norr vilket utgör artens huvudsakliga livsmiljöer. Lokaler med arten måste skyddas från kalavverkning och skogliga åtgärder (SLU Artdatabanken, 2025).</w:t>
+      </w:r>
+    </w:p>
+    <w:p>
+      <w:r>
+        <w:rPr>
+          <w:b/>
         </w:rPr>
         <w:t>Smalfotad taggsvamp (VU)</w:t>
       </w:r>
       <w:r>
         <w:t>, rödlistad som sårbar, växer på marken under lågor eller fallna stubbar i brandpräglad torr tallskog med lång kontinuitet. Arten är starkt associerad till kolad ved från tallar som sannolikt varit med om flera historiska skogsbränder. Detta är en process som kan ta många hundra år och det tar således mycket lång tid att återskapa lämpliga substrat. Smalfotad taggsvamp är placerad i toppen av Skogsstyrelsens värdepyramid för bedömning av skog med höga naturvärden samt globalt rödlistad som sårbar (VU) vilket innebär att Sverige har ett internationellt ansvar för arten (IUCN Redlist, 2024; Nitare &amp; Skogsstyrelsen, 2019; SLU Artdatabanken, 2024).</w:t>
+      </w:r>
+    </w:p>
+    <w:p>
+      <w:r>
+        <w:rPr>
+          <w:b/>
+        </w:rPr>
+        <w:t>Sprickporing (VU)</w:t>
+      </w:r>
+      <w:r>
+        <w:t>, rödlistad som sårbar, är en sällsynt art som växer på senvuxen gran i lågproduktiva miljöer, ett substrat som nybildas i mycket liten skala i modern produktionsskog. Arten bedöms ha minskat kraftigt, med mer än 30 % över de senaste 20 åren, huvudsakligen på grund av slutavverkningar. I bestånd där arten förekommer måste skogsbruk undvikas. Fler av artens lokaler bör skyddas (SLU Artdatabanken, 2024).</w:t>
       </w:r>
     </w:p>
     <w:p>
@@ -253,6 +302,59 @@
         <w:rPr>
           <w:b/>
         </w:rPr>
+        <w:t>Knottrig blåslav (NT)</w:t>
+      </w:r>
+      <w:r>
+        <w:t xml:space="preserve"> har sin huvudutbredning i gamla granskogar i det övre barrskogsbältet mot fjällen. Den signalerar alltid höga naturvärden och växer i skogar med lång kontinuitet, mest i opåverkade naturskogsbestånd. Arten överlever inte en slutavverkning (inklusive hänsyn) och den finns idag enbart i kontinuitetsskog. Lavens fortsatta förekomst bör säkerställas genom att lokaler med äldre barrskog skyddas. Knottrig blåslav är typisk art för </w:t>
+      </w:r>
+      <w:r>
+        <w:rPr>
+          <w:i/>
+        </w:rPr>
+        <w:t xml:space="preserve">9010 Taiga </w:t>
+      </w:r>
+      <w:r>
+        <w:t>och</w:t>
+      </w:r>
+      <w:r>
+        <w:rPr>
+          <w:i/>
+        </w:rPr>
+        <w:t xml:space="preserve"> 9040 Fjällbjörkskog</w:t>
+      </w:r>
+    </w:p>
+    <w:p>
+      <w:r>
+        <w:t>(SLU Artdatabanken, 2024; Nitare &amp; Skogsstyrelsen, 2019).</w:t>
+      </w:r>
+    </w:p>
+    <w:p>
+      <w:r>
+        <w:rPr>
+          <w:b/>
+        </w:rPr>
+        <w:t>Kortskaftad ärgspik (NT)</w:t>
+      </w:r>
+      <w:r>
+        <w:t xml:space="preserve"> förekommer i barrträdsdominerade skogar och växer nästan uteslutande på tallved. Den föredrar gamla högstubbar i fuktig och halvöppen miljö, t.ex. i myrkanter, sumpskog och brandpräglad skog. Arten indikerar kontinuerlig tillgång till gamla högstubbar i kombination med hög och jämn luftfuktighet. Skogsbruk på lokaler med kortskaftad ärgspik utgör ett hot. På lång sikt bildas färre lämpliga substrat än vad som försvinner. Avverkning av barrträdsdominerade bestånd av naturskogskaraktär utgör ett långsiktigt hot. Naturskogsartade bestånd med riklig förekomst av gamla och grova tallhögstubbar bör undantas från skogsbruk (SLU Artdatabanken, 2024).</w:t>
+      </w:r>
+    </w:p>
+    <w:p>
+      <w:r>
+        <w:rPr>
+          <w:b/>
+        </w:rPr>
+        <w:t>Mörk kolflarnlav (NT)</w:t>
+      </w:r>
+      <w:r>
+        <w:t xml:space="preserve"> är brandberoende och växer nästan uteslutande på kolad hård kärnved av tall. Arten förekommer främst i glesa, öppna tall- och blandbarrskogar av naturskogskaraktär och etableringen verkar ske sent efter brand, kanske först efter 100–300 år. Mörk kolflarnlav indikerar skog med höga naturvärden och vanligast är att den påträffas på rester av nedbrunna torrakor och högstubbar och lågstubbar som är så grova att hela innandömet är urbränt. Tall- och blandbarrskogar av naturskogskaraktär med spår av återkommande bränder hyser höga biologiska värden och bör skyddas (SLU Artdatabanken, 2024).</w:t>
+      </w:r>
+    </w:p>
+    <w:p>
+      <w:r>
+        <w:rPr>
+          <w:b/>
+        </w:rPr>
         <w:t>Nordtagging (NT)</w:t>
       </w:r>
       <w:r>
@@ -286,10 +388,10 @@
         <w:rPr>
           <w:b/>
         </w:rPr>
-        <w:t>Vedskivlav (NT)</w:t>
-      </w:r>
-      <w:r>
-        <w:t xml:space="preserve"> växer på gammal, torr, exponerad, hård kärnved av framförallt tall i naturskogsartade bestånd. Avverkning av tallskog av naturskogskaraktär med spår av återkommande bränder är ett hot. Mängden lämplig ved att växa på för vedskivlav minskar, dels på grund av naturlig nedbrytning men framförallt på grund av att de förstörs i samband med slutavverkningar, gallringar och markberedning. Tall- och blandbarrskogar av naturskogskaraktär med spår av återkommande bränder bör skyddas. Vedskivlav är typisk art för </w:t>
+        <w:t>Talltagel (NT)</w:t>
+      </w:r>
+      <w:r>
+        <w:t xml:space="preserve"> är en boreal art som förekommer på tall i äldre, öppna tallskogar. Den påverkas negativt av brist på kontinuitetsskog och minskningstakten bedöms vara nära gränsvärdet för Sårbar (VU). Talltagel är typisk art för </w:t>
       </w:r>
       <w:r>
         <w:rPr>
@@ -298,6 +400,26 @@
         <w:t>9010 Taiga</w:t>
       </w:r>
       <w:r>
+        <w:t xml:space="preserve"> (SLU Artdatabanken, 2026).</w:t>
+      </w:r>
+    </w:p>
+    <w:p>
+      <w:r>
+        <w:rPr>
+          <w:b/>
+        </w:rPr>
+        <w:t>Vedskivlav (NT)</w:t>
+      </w:r>
+      <w:r>
+        <w:t xml:space="preserve"> växer på gammal, torr, exponerad, hård kärnved av framförallt tall i naturskogsartade bestånd. Avverkning av tallskog av naturskogskaraktär med spår av återkommande bränder är ett hot. Mängden lämplig ved att växa på för vedskivlav minskar, dels på grund av naturlig nedbrytning men framförallt på grund av att de förstörs i samband med slutavverkningar, gallringar och markberedning. Tall- och blandbarrskogar av naturskogskaraktär med spår av återkommande bränder bör skyddas. Vedskivlav är typisk art för </w:t>
+      </w:r>
+      <w:r>
+        <w:rPr>
+          <w:i/>
+        </w:rPr>
+        <w:t>9010 Taiga</w:t>
+      </w:r>
+      <w:r>
         <w:t xml:space="preserve"> (SLU Artdatabanken, 2024).</w:t>
       </w:r>
     </w:p>
@@ -317,6 +439,35 @@
         <w:rPr>
           <w:b/>
         </w:rPr>
+        <w:t xml:space="preserve">Bollvitmossa </w:t>
+      </w:r>
+      <w:r>
+        <w:t xml:space="preserve">är en bra signalart inom hela sitt utbredningsområde. Vanligast är den i naturvårdsintressanta tallsumpskogar. Även gransumpskogar med bollvitmossa har normalt höga naturvärden. Arten indikerar skogsmark med stabila hydrologiska förhållanden och sannolikt även lång skoglig kontinuitet. Bollvitmossa är typisk art för </w:t>
+      </w:r>
+      <w:r>
+        <w:rPr>
+          <w:i/>
+        </w:rPr>
+        <w:t xml:space="preserve">9010 Taiga </w:t>
+      </w:r>
+      <w:r>
+        <w:t xml:space="preserve">och </w:t>
+      </w:r>
+      <w:r>
+        <w:rPr>
+          <w:i/>
+        </w:rPr>
+        <w:t xml:space="preserve">9740 Skogsbevuxen myr </w:t>
+      </w:r>
+      <w:r>
+        <w:t>(SLU Artdatabanken, 2025; Nitare &amp; Skogsstyrelsen, 2019).</w:t>
+      </w:r>
+    </w:p>
+    <w:p>
+      <w:r>
+        <w:rPr>
+          <w:b/>
+        </w:rPr>
         <w:t>Luddlav</w:t>
       </w:r>
       <w:r>
@@ -348,6 +499,35 @@
       </w:r>
       <w:r>
         <w:t>(Nitare &amp; Skogsstyrelsen, 2019; SLU Artdatabanken, 2025).</w:t>
+      </w:r>
+    </w:p>
+    <w:p>
+      <w:r>
+        <w:rPr>
+          <w:b/>
+        </w:rPr>
+        <w:t>Plattlummer (§9)</w:t>
+      </w:r>
+      <w:r>
+        <w:t xml:space="preserve"> växer främst i ljusöppna sandtallskogar eller annan gles, torr och brandpräglad hedbarrskog. Den är mest frekvent i olika typer av naturskogar och kontinuitetsskogar och missgynnas markant av slutavverkning och maskinell markberedning. Söder ut i landet förekommer de närstående arterna cypresslummer (EN, §8) och mellanlummer (NT, §9), vilka båda omfattas av EU:s art- och habitatdirektiv. Plattlummer är typisk art för </w:t>
+      </w:r>
+      <w:r>
+        <w:rPr>
+          <w:i/>
+        </w:rPr>
+        <w:t xml:space="preserve">9010 Taiga </w:t>
+      </w:r>
+      <w:r>
+        <w:t>och</w:t>
+      </w:r>
+      <w:r>
+        <w:rPr>
+          <w:i/>
+        </w:rPr>
+        <w:t xml:space="preserve"> 2320 Rissandhedar </w:t>
+      </w:r>
+      <w:r>
+        <w:t>(Nitare &amp; Skogsstyrelsen, 2019; SLU Artdatabanken, 2026).</w:t>
       </w:r>
     </w:p>
     <w:p>
@@ -365,7 +545,7 @@
     </w:p>
     <w:p>
       <w:r>
-        <w:t>Följande typiska arter har sina livsmiljöer och växtplatser i den aktuella skogen: fläckporing (VU, T), gräddporing (VU, T), gränsticka (VU, T), dvärgbägarlav (NT, T), vedskivlav (NT, T) och luddlav (S, T).</w:t>
+        <w:t>Följande typiska arter har sina livsmiljöer och växtplatser i den aktuella skogen: fläckporing (VU, T), gräddporing (VU, T), gränsticka (VU, T), dvärgbägarlav (NT, T), knottrig blåslav (NT, T), talltagel (NT, T), vedskivlav (NT, T), bollvitmossa (S, T), luddlav (S, T) och plattlummer (S, T, §9).</w:t>
       </w:r>
     </w:p>
     <w:p>

--- a/tillsyn/Maskaure Renskötartjärnen, 8,3 ha tillsynsbegäran.docx
+++ b/tillsyn/Maskaure Renskötartjärnen, 8,3 ha tillsynsbegäran.docx
@@ -1054,7 +1054,7 @@
     <w:r>
       <w:tab/>
       <w:tab/>
-      <w:t>2026-08-15</w:t>
+      <w:t>2026-08-16</w:t>
       <w:br/>
       <w:br/>
     </w:r>

--- a/tillsyn/Maskaure Renskötartjärnen, 8,3 ha tillsynsbegäran.docx
+++ b/tillsyn/Maskaure Renskötartjärnen, 8,3 ha tillsynsbegäran.docx
@@ -1054,7 +1054,7 @@
     <w:r>
       <w:tab/>
       <w:tab/>
-      <w:t>2026-08-16</w:t>
+      <w:t>2026-08-17</w:t>
       <w:br/>
       <w:br/>
     </w:r>

--- a/tillsyn/Maskaure Renskötartjärnen, 8,3 ha tillsynsbegäran.docx
+++ b/tillsyn/Maskaure Renskötartjärnen, 8,3 ha tillsynsbegäran.docx
@@ -1054,7 +1054,7 @@
     <w:r>
       <w:tab/>
       <w:tab/>
-      <w:t>2026-08-17</w:t>
+      <w:t>2026-08-18</w:t>
       <w:br/>
       <w:br/>
     </w:r>

--- a/tillsyn/Maskaure Renskötartjärnen, 8,3 ha tillsynsbegäran.docx
+++ b/tillsyn/Maskaure Renskötartjärnen, 8,3 ha tillsynsbegäran.docx
@@ -1054,7 +1054,7 @@
     <w:r>
       <w:tab/>
       <w:tab/>
-      <w:t>2026-08-18</w:t>
+      <w:t>2026-08-19</w:t>
       <w:br/>
       <w:br/>
     </w:r>

--- a/tillsyn/Maskaure Renskötartjärnen, 8,3 ha tillsynsbegäran.docx
+++ b/tillsyn/Maskaure Renskötartjärnen, 8,3 ha tillsynsbegäran.docx
@@ -1054,7 +1054,7 @@
     <w:r>
       <w:tab/>
       <w:tab/>
-      <w:t>2026-08-19</w:t>
+      <w:t>2026-08-20</w:t>
       <w:br/>
       <w:br/>
     </w:r>

--- a/tillsyn/Maskaure Renskötartjärnen, 8,3 ha tillsynsbegäran.docx
+++ b/tillsyn/Maskaure Renskötartjärnen, 8,3 ha tillsynsbegäran.docx
@@ -1054,7 +1054,7 @@
     <w:r>
       <w:tab/>
       <w:tab/>
-      <w:t>2026-08-20</w:t>
+      <w:t>2026-08-21</w:t>
       <w:br/>
       <w:br/>
     </w:r>

--- a/tillsyn/Maskaure Renskötartjärnen, 8,3 ha tillsynsbegäran.docx
+++ b/tillsyn/Maskaure Renskötartjärnen, 8,3 ha tillsynsbegäran.docx
@@ -1054,7 +1054,7 @@
     <w:r>
       <w:tab/>
       <w:tab/>
-      <w:t>2026-08-21</w:t>
+      <w:t>2026-08-22</w:t>
       <w:br/>
       <w:br/>
     </w:r>

--- a/tillsyn/Maskaure Renskötartjärnen, 8,3 ha tillsynsbegäran.docx
+++ b/tillsyn/Maskaure Renskötartjärnen, 8,3 ha tillsynsbegäran.docx
@@ -1054,7 +1054,7 @@
     <w:r>
       <w:tab/>
       <w:tab/>
-      <w:t>2026-08-22</w:t>
+      <w:t>2026-08-23</w:t>
       <w:br/>
       <w:br/>
     </w:r>

--- a/tillsyn/Maskaure Renskötartjärnen, 8,3 ha tillsynsbegäran.docx
+++ b/tillsyn/Maskaure Renskötartjärnen, 8,3 ha tillsynsbegäran.docx
@@ -1054,7 +1054,7 @@
     <w:r>
       <w:tab/>
       <w:tab/>
-      <w:t>2026-08-23</w:t>
+      <w:t>2026-08-24</w:t>
       <w:br/>
       <w:br/>
     </w:r>

--- a/tillsyn/Maskaure Renskötartjärnen, 8,3 ha tillsynsbegäran.docx
+++ b/tillsyn/Maskaure Renskötartjärnen, 8,3 ha tillsynsbegäran.docx
@@ -1054,7 +1054,7 @@
     <w:r>
       <w:tab/>
       <w:tab/>
-      <w:t>2026-08-24</w:t>
+      <w:t>2026-08-25</w:t>
       <w:br/>
       <w:br/>
     </w:r>

--- a/tillsyn/Maskaure Renskötartjärnen, 8,3 ha tillsynsbegäran.docx
+++ b/tillsyn/Maskaure Renskötartjärnen, 8,3 ha tillsynsbegäran.docx
@@ -1054,7 +1054,7 @@
     <w:r>
       <w:tab/>
       <w:tab/>
-      <w:t>2026-08-25</w:t>
+      <w:t>2026-08-26</w:t>
       <w:br/>
       <w:br/>
     </w:r>

--- a/tillsyn/Maskaure Renskötartjärnen, 8,3 ha tillsynsbegäran.docx
+++ b/tillsyn/Maskaure Renskötartjärnen, 8,3 ha tillsynsbegäran.docx
@@ -1054,7 +1054,7 @@
     <w:r>
       <w:tab/>
       <w:tab/>
-      <w:t>2026-08-26</w:t>
+      <w:t>2026-08-27</w:t>
       <w:br/>
       <w:br/>
     </w:r>

--- a/tillsyn/Maskaure Renskötartjärnen, 8,3 ha tillsynsbegäran.docx
+++ b/tillsyn/Maskaure Renskötartjärnen, 8,3 ha tillsynsbegäran.docx
@@ -1054,7 +1054,7 @@
     <w:r>
       <w:tab/>
       <w:tab/>
-      <w:t>2026-08-27</w:t>
+      <w:t>2026-08-28</w:t>
       <w:br/>
       <w:br/>
     </w:r>

--- a/tillsyn/Maskaure Renskötartjärnen, 8,3 ha tillsynsbegäran.docx
+++ b/tillsyn/Maskaure Renskötartjärnen, 8,3 ha tillsynsbegäran.docx
@@ -1054,7 +1054,7 @@
     <w:r>
       <w:tab/>
       <w:tab/>
-      <w:t>2026-08-28</w:t>
+      <w:t>2026-08-29</w:t>
       <w:br/>
       <w:br/>
     </w:r>

--- a/tillsyn/Maskaure Renskötartjärnen, 8,3 ha tillsynsbegäran.docx
+++ b/tillsyn/Maskaure Renskötartjärnen, 8,3 ha tillsynsbegäran.docx
@@ -1054,7 +1054,7 @@
     <w:r>
       <w:tab/>
       <w:tab/>
-      <w:t>2026-08-29</w:t>
+      <w:t>2026-08-30</w:t>
       <w:br/>
       <w:br/>
     </w:r>

--- a/tillsyn/Maskaure Renskötartjärnen, 8,3 ha tillsynsbegäran.docx
+++ b/tillsyn/Maskaure Renskötartjärnen, 8,3 ha tillsynsbegäran.docx
@@ -1054,7 +1054,7 @@
     <w:r>
       <w:tab/>
       <w:tab/>
-      <w:t>2026-08-30</w:t>
+      <w:t>2026-08-31</w:t>
       <w:br/>
       <w:br/>
     </w:r>

--- a/tillsyn/Maskaure Renskötartjärnen, 8,3 ha tillsynsbegäran.docx
+++ b/tillsyn/Maskaure Renskötartjärnen, 8,3 ha tillsynsbegäran.docx
@@ -1054,7 +1054,7 @@
     <w:r>
       <w:tab/>
       <w:tab/>
-      <w:t>2026-08-31</w:t>
+      <w:t>2026-09-01</w:t>
       <w:br/>
       <w:br/>
     </w:r>

--- a/tillsyn/Maskaure Renskötartjärnen, 8,3 ha tillsynsbegäran.docx
+++ b/tillsyn/Maskaure Renskötartjärnen, 8,3 ha tillsynsbegäran.docx
@@ -1054,7 +1054,7 @@
     <w:r>
       <w:tab/>
       <w:tab/>
-      <w:t>2026-09-01</w:t>
+      <w:t>2026-09-02</w:t>
       <w:br/>
       <w:br/>
     </w:r>

--- a/tillsyn/Maskaure Renskötartjärnen, 8,3 ha tillsynsbegäran.docx
+++ b/tillsyn/Maskaure Renskötartjärnen, 8,3 ha tillsynsbegäran.docx
@@ -1054,7 +1054,7 @@
     <w:r>
       <w:tab/>
       <w:tab/>
-      <w:t>2026-09-02</w:t>
+      <w:t>2026-09-03</w:t>
       <w:br/>
       <w:br/>
     </w:r>

--- a/tillsyn/Maskaure Renskötartjärnen, 8,3 ha tillsynsbegäran.docx
+++ b/tillsyn/Maskaure Renskötartjärnen, 8,3 ha tillsynsbegäran.docx
@@ -1054,7 +1054,7 @@
     <w:r>
       <w:tab/>
       <w:tab/>
-      <w:t>2026-09-03</w:t>
+      <w:t>2026-09-04</w:t>
       <w:br/>
       <w:br/>
     </w:r>

--- a/tillsyn/Maskaure Renskötartjärnen, 8,3 ha tillsynsbegäran.docx
+++ b/tillsyn/Maskaure Renskötartjärnen, 8,3 ha tillsynsbegäran.docx
@@ -1054,7 +1054,7 @@
     <w:r>
       <w:tab/>
       <w:tab/>
-      <w:t>2026-09-04</w:t>
+      <w:t>2026-09-05</w:t>
       <w:br/>
       <w:br/>
     </w:r>

--- a/tillsyn/Maskaure Renskötartjärnen, 8,3 ha tillsynsbegäran.docx
+++ b/tillsyn/Maskaure Renskötartjärnen, 8,3 ha tillsynsbegäran.docx
@@ -1054,7 +1054,7 @@
     <w:r>
       <w:tab/>
       <w:tab/>
-      <w:t>2026-09-05</w:t>
+      <w:t>2026-09-06</w:t>
       <w:br/>
       <w:br/>
     </w:r>

--- a/tillsyn/Maskaure Renskötartjärnen, 8,3 ha tillsynsbegäran.docx
+++ b/tillsyn/Maskaure Renskötartjärnen, 8,3 ha tillsynsbegäran.docx
@@ -1054,7 +1054,7 @@
     <w:r>
       <w:tab/>
       <w:tab/>
-      <w:t>2026-09-06</w:t>
+      <w:t>2026-09-07</w:t>
       <w:br/>
       <w:br/>
     </w:r>

--- a/tillsyn/Maskaure Renskötartjärnen, 8,3 ha tillsynsbegäran.docx
+++ b/tillsyn/Maskaure Renskötartjärnen, 8,3 ha tillsynsbegäran.docx
@@ -1054,7 +1054,7 @@
     <w:r>
       <w:tab/>
       <w:tab/>
-      <w:t>2026-09-07</w:t>
+      <w:t>2026-09-08</w:t>
       <w:br/>
       <w:br/>
     </w:r>

--- a/tillsyn/Maskaure Renskötartjärnen, 8,3 ha tillsynsbegäran.docx
+++ b/tillsyn/Maskaure Renskötartjärnen, 8,3 ha tillsynsbegäran.docx
@@ -1054,7 +1054,7 @@
     <w:r>
       <w:tab/>
       <w:tab/>
-      <w:t>2026-09-08</w:t>
+      <w:t>2026-09-09</w:t>
       <w:br/>
       <w:br/>
     </w:r>

--- a/tillsyn/Maskaure Renskötartjärnen, 8,3 ha tillsynsbegäran.docx
+++ b/tillsyn/Maskaure Renskötartjärnen, 8,3 ha tillsynsbegäran.docx
@@ -1054,7 +1054,7 @@
     <w:r>
       <w:tab/>
       <w:tab/>
-      <w:t>2026-09-09</w:t>
+      <w:t>2026-09-10</w:t>
       <w:br/>
       <w:br/>
     </w:r>

--- a/tillsyn/Maskaure Renskötartjärnen, 8,3 ha tillsynsbegäran.docx
+++ b/tillsyn/Maskaure Renskötartjärnen, 8,3 ha tillsynsbegäran.docx
@@ -1054,7 +1054,7 @@
     <w:r>
       <w:tab/>
       <w:tab/>
-      <w:t>2026-09-10</w:t>
+      <w:t>2026-09-11</w:t>
       <w:br/>
       <w:br/>
     </w:r>

--- a/tillsyn/Maskaure Renskötartjärnen, 8,3 ha tillsynsbegäran.docx
+++ b/tillsyn/Maskaure Renskötartjärnen, 8,3 ha tillsynsbegäran.docx
@@ -1054,7 +1054,7 @@
     <w:r>
       <w:tab/>
       <w:tab/>
-      <w:t>2026-09-11</w:t>
+      <w:t>2026-09-12</w:t>
       <w:br/>
       <w:br/>
     </w:r>
